--- a/atelier/capsule_044.docx
+++ b/atelier/capsule_044.docx
@@ -343,7 +343,7 @@
           </w:tcPr>
           <w:p>
             <w:r>
-              <w:t xml:space="preserve">REX réguliers en place (atelier #43)</w:t>
+              <w:t xml:space="preserve">REX réguliers en place</w:t>
             </w:r>
           </w:p>
         </w:tc>
@@ -532,7 +532,7 @@
                 <w:sz w:val="20"/>
                 <w:szCs w:val="20"/>
               </w:rPr>
-              <w:t xml:space="preserve">Contexte    : [le problème / la situation de départ]</w:t>
+              <w:t xml:space="preserve">Contexte : [le problème / la situation de départ]</w:t>
             </w:r>
           </w:p>
           <w:p>
@@ -558,7 +558,7 @@
                 <w:sz w:val="20"/>
                 <w:szCs w:val="20"/>
               </w:rPr>
-              <w:t xml:space="preserve">Résultat    : [ce que ça a donné]</w:t>
+              <w:t xml:space="preserve">Résultat : [ce que ça a donné]</w:t>
             </w:r>
           </w:p>
           <w:p>
